--- a/Monitoring and Controlling/Testing and Evaluation.docx
+++ b/Monitoring and Controlling/Testing and Evaluation.docx
@@ -2106,43 +2106,12 @@
       </w:pPr>
     </w:p>
     <w:p>
-      <w:pPr>
-        <w:rPr>
-          <w:b/>
-          <w:bCs/>
-        </w:rPr>
-      </w:pPr>
-    </w:p>
-    <w:p>
-      <w:pPr>
-        <w:rPr>
-          <w:b/>
-          <w:bCs/>
-        </w:rPr>
-      </w:pPr>
-    </w:p>
-    <w:p>
-      <w:pPr>
-        <w:rPr>
-          <w:b/>
-          <w:bCs/>
-        </w:rPr>
-      </w:pPr>
-    </w:p>
-    <w:p>
-      <w:pPr>
-        <w:rPr>
-          <w:b/>
-          <w:bCs/>
-        </w:rPr>
-      </w:pPr>
-    </w:p>
-    <w:p>
-      <w:r>
-        <w:rPr>
-          <w:b/>
-          <w:bCs/>
-        </w:rPr>
+      <w:r>
+        <w:rPr>
+          <w:b/>
+          <w:bCs/>
+        </w:rPr>
+        <w:lastRenderedPageBreak/>
         <w:t>TC10 - Blockchain Verification</w:t>
       </w:r>
     </w:p>
@@ -2287,6 +2256,38 @@
           </wp:inline>
         </w:drawing>
       </w:r>
+    </w:p>
+    <w:p>
+      <w:pPr>
+        <w:rPr>
+          <w:b/>
+          <w:bCs/>
+        </w:rPr>
+      </w:pPr>
+    </w:p>
+    <w:p>
+      <w:pPr>
+        <w:rPr>
+          <w:b/>
+          <w:bCs/>
+        </w:rPr>
+      </w:pPr>
+    </w:p>
+    <w:p>
+      <w:pPr>
+        <w:rPr>
+          <w:b/>
+          <w:bCs/>
+        </w:rPr>
+      </w:pPr>
+    </w:p>
+    <w:p>
+      <w:pPr>
+        <w:rPr>
+          <w:b/>
+          <w:bCs/>
+        </w:rPr>
+      </w:pPr>
     </w:p>
     <w:p>
       <w:pPr>
@@ -3948,6 +3949,7 @@
   <w:style w:type="character" w:default="1" w:styleId="DefaultParagraphFont">
     <w:name w:val="Default Paragraph Font"/>
     <w:uiPriority w:val="1"/>
+    <w:semiHidden/>
     <w:unhideWhenUsed/>
   </w:style>
   <w:style w:type="table" w:default="1" w:styleId="TableNormal">
